--- a/plan_5year.docx
+++ b/plan_5year.docx
@@ -167,6 +167,7 @@
             <w:tcBorders>
               <w:top w:val="single" w:sz="12" w:space="0" w:color="auto"/>
             </w:tcBorders>
+            <w:shd w:val="clear" w:color="auto" w:fill="4EA72E" w:themeFill="accent6"/>
             <w:vAlign w:val="center"/>
           </w:tcPr>
           <w:p>
@@ -194,6 +195,7 @@
               <w:top w:val="single" w:sz="12" w:space="0" w:color="auto"/>
               <w:right w:val="single" w:sz="12" w:space="0" w:color="auto"/>
             </w:tcBorders>
+            <w:shd w:val="clear" w:color="auto" w:fill="4EA72E" w:themeFill="accent6"/>
             <w:vAlign w:val="center"/>
           </w:tcPr>
           <w:p>
@@ -239,6 +241,7 @@
         <w:tc>
           <w:tcPr>
             <w:tcW w:w="4221" w:type="dxa"/>
+            <w:shd w:val="clear" w:color="auto" w:fill="4EA72E" w:themeFill="accent6"/>
             <w:vAlign w:val="center"/>
           </w:tcPr>
           <w:p>
@@ -265,6 +268,7 @@
             <w:tcBorders>
               <w:right w:val="single" w:sz="12" w:space="0" w:color="auto"/>
             </w:tcBorders>
+            <w:shd w:val="clear" w:color="auto" w:fill="4EA72E" w:themeFill="accent6"/>
             <w:vAlign w:val="center"/>
           </w:tcPr>
           <w:p>
@@ -320,6 +324,7 @@
         <w:tc>
           <w:tcPr>
             <w:tcW w:w="4221" w:type="dxa"/>
+            <w:shd w:val="clear" w:color="auto" w:fill="4EA72E" w:themeFill="accent6"/>
             <w:vAlign w:val="center"/>
           </w:tcPr>
           <w:p>
@@ -346,6 +351,7 @@
             <w:tcBorders>
               <w:right w:val="single" w:sz="12" w:space="0" w:color="auto"/>
             </w:tcBorders>
+            <w:shd w:val="clear" w:color="auto" w:fill="4EA72E" w:themeFill="accent6"/>
             <w:vAlign w:val="center"/>
           </w:tcPr>
           <w:p>
@@ -374,7 +380,6 @@
             <w:vMerge/>
             <w:tcBorders>
               <w:left w:val="single" w:sz="12" w:space="0" w:color="auto"/>
-              <w:bottom w:val="single" w:sz="12" w:space="0" w:color="auto"/>
             </w:tcBorders>
             <w:vAlign w:val="center"/>
           </w:tcPr>
@@ -392,26 +397,24 @@
         <w:tc>
           <w:tcPr>
             <w:tcW w:w="4221" w:type="dxa"/>
-            <w:tcBorders>
-              <w:bottom w:val="single" w:sz="12" w:space="0" w:color="auto"/>
-            </w:tcBorders>
-            <w:vAlign w:val="center"/>
-          </w:tcPr>
-          <w:p>
-            <w:pPr>
-              <w:rPr>
-                <w:rFonts w:cs="Times New Roman"/>
-                <w:sz w:val="20"/>
-                <w:szCs w:val="20"/>
-              </w:rPr>
-            </w:pPr>
-            <w:r>
-              <w:rPr>
-                <w:rFonts w:cs="Times New Roman"/>
-                <w:sz w:val="20"/>
-                <w:szCs w:val="20"/>
-              </w:rPr>
-              <w:t>General non-disclosure</w:t>
+            <w:shd w:val="clear" w:color="auto" w:fill="4EA72E" w:themeFill="accent6"/>
+            <w:vAlign w:val="center"/>
+          </w:tcPr>
+          <w:p>
+            <w:pPr>
+              <w:rPr>
+                <w:rFonts w:cs="Times New Roman"/>
+                <w:sz w:val="20"/>
+                <w:szCs w:val="20"/>
+              </w:rPr>
+            </w:pPr>
+            <w:r>
+              <w:rPr>
+                <w:rFonts w:cs="Times New Roman"/>
+                <w:sz w:val="20"/>
+                <w:szCs w:val="20"/>
+              </w:rPr>
+              <w:t>Open separate checking account</w:t>
             </w:r>
           </w:p>
         </w:tc>
@@ -419,26 +422,26 @@
           <w:tcPr>
             <w:tcW w:w="5295" w:type="dxa"/>
             <w:tcBorders>
-              <w:bottom w:val="single" w:sz="12" w:space="0" w:color="auto"/>
               <w:right w:val="single" w:sz="12" w:space="0" w:color="auto"/>
             </w:tcBorders>
-            <w:vAlign w:val="center"/>
-          </w:tcPr>
-          <w:p>
-            <w:pPr>
-              <w:rPr>
-                <w:rFonts w:cs="Times New Roman"/>
-                <w:sz w:val="20"/>
-                <w:szCs w:val="20"/>
-              </w:rPr>
-            </w:pPr>
-            <w:r>
-              <w:rPr>
-                <w:rFonts w:cs="Times New Roman"/>
-                <w:sz w:val="20"/>
-                <w:szCs w:val="20"/>
-              </w:rPr>
-              <w:t>Write NDA</w:t>
+            <w:shd w:val="clear" w:color="auto" w:fill="4EA72E" w:themeFill="accent6"/>
+            <w:vAlign w:val="center"/>
+          </w:tcPr>
+          <w:p>
+            <w:pPr>
+              <w:rPr>
+                <w:rFonts w:cs="Times New Roman"/>
+                <w:sz w:val="20"/>
+                <w:szCs w:val="20"/>
+              </w:rPr>
+            </w:pPr>
+            <w:r>
+              <w:rPr>
+                <w:rFonts w:cs="Times New Roman"/>
+                <w:sz w:val="20"/>
+                <w:szCs w:val="20"/>
+              </w:rPr>
+              <w:t>Not business, keep funds separate</w:t>
             </w:r>
           </w:p>
         </w:tc>
@@ -447,9 +450,8 @@
         <w:tc>
           <w:tcPr>
             <w:tcW w:w="1254" w:type="dxa"/>
-            <w:vMerge w:val="restart"/>
-            <w:tcBorders>
-              <w:top w:val="single" w:sz="12" w:space="0" w:color="auto"/>
+            <w:vMerge/>
+            <w:tcBorders>
               <w:left w:val="single" w:sz="12" w:space="0" w:color="auto"/>
             </w:tcBorders>
             <w:vAlign w:val="center"/>
@@ -463,57 +465,29 @@
                 <w:szCs w:val="20"/>
               </w:rPr>
             </w:pPr>
-            <w:r>
-              <w:rPr>
-                <w:rFonts w:cs="Times New Roman"/>
-                <w:sz w:val="20"/>
-                <w:szCs w:val="20"/>
-              </w:rPr>
-              <w:t>Apr – Jun</w:t>
-            </w:r>
-          </w:p>
-          <w:p>
-            <w:pPr>
-              <w:jc w:val="center"/>
-              <w:rPr>
-                <w:rFonts w:cs="Times New Roman"/>
-                <w:sz w:val="20"/>
-                <w:szCs w:val="20"/>
-              </w:rPr>
-            </w:pPr>
-            <w:r>
-              <w:rPr>
-                <w:rFonts w:cs="Times New Roman"/>
-                <w:sz w:val="20"/>
-                <w:szCs w:val="20"/>
-              </w:rPr>
-              <w:t>2026</w:t>
-            </w:r>
           </w:p>
         </w:tc>
         <w:tc>
           <w:tcPr>
             <w:tcW w:w="4221" w:type="dxa"/>
-            <w:tcBorders>
-              <w:top w:val="single" w:sz="12" w:space="0" w:color="auto"/>
-            </w:tcBorders>
-            <w:vAlign w:val="center"/>
-          </w:tcPr>
-          <w:p>
-            <w:pPr>
-              <w:rPr>
-                <w:rFonts w:cs="Times New Roman"/>
-                <w:sz w:val="20"/>
-                <w:szCs w:val="20"/>
-              </w:rPr>
-            </w:pPr>
-            <w:r>
-              <w:rPr>
-                <w:rFonts w:cs="Times New Roman"/>
-                <w:sz w:val="20"/>
-                <w:szCs w:val="20"/>
-              </w:rPr>
-              <w:t>Register as an LLC</w:t>
+            <w:shd w:val="clear" w:color="auto" w:fill="4EA72E" w:themeFill="accent6"/>
+            <w:vAlign w:val="center"/>
+          </w:tcPr>
+          <w:p>
+            <w:pPr>
+              <w:rPr>
+                <w:rFonts w:cs="Times New Roman"/>
+                <w:sz w:val="20"/>
+                <w:szCs w:val="20"/>
+              </w:rPr>
+            </w:pPr>
+            <w:r>
+              <w:rPr>
+                <w:rFonts w:cs="Times New Roman"/>
+                <w:sz w:val="20"/>
+                <w:szCs w:val="20"/>
+              </w:rPr>
+              <w:t>Begin changing table prototype</w:t>
             </w:r>
           </w:p>
         </w:tc>
@@ -521,26 +495,26 @@
           <w:tcPr>
             <w:tcW w:w="5295" w:type="dxa"/>
             <w:tcBorders>
-              <w:top w:val="single" w:sz="12" w:space="0" w:color="auto"/>
               <w:right w:val="single" w:sz="12" w:space="0" w:color="auto"/>
             </w:tcBorders>
-            <w:vAlign w:val="center"/>
-          </w:tcPr>
-          <w:p>
-            <w:pPr>
-              <w:rPr>
-                <w:rFonts w:cs="Times New Roman"/>
-                <w:sz w:val="20"/>
-                <w:szCs w:val="20"/>
-              </w:rPr>
-            </w:pPr>
-            <w:r>
-              <w:rPr>
-                <w:rFonts w:cs="Times New Roman"/>
-                <w:sz w:val="20"/>
-                <w:szCs w:val="20"/>
-              </w:rPr>
-              <w:t>Disclose to UF (UFGAUCBA Article 15)</w:t>
+            <w:shd w:val="clear" w:color="auto" w:fill="4EA72E" w:themeFill="accent6"/>
+            <w:vAlign w:val="center"/>
+          </w:tcPr>
+          <w:p>
+            <w:pPr>
+              <w:rPr>
+                <w:rFonts w:cs="Times New Roman"/>
+                <w:sz w:val="20"/>
+                <w:szCs w:val="20"/>
+              </w:rPr>
+            </w:pPr>
+            <w:r>
+              <w:rPr>
+                <w:rFonts w:cs="Times New Roman"/>
+                <w:sz w:val="20"/>
+                <w:szCs w:val="20"/>
+              </w:rPr>
+              <w:t>MVP</w:t>
             </w:r>
           </w:p>
         </w:tc>
@@ -549,8 +523,9 @@
         <w:tc>
           <w:tcPr>
             <w:tcW w:w="1254" w:type="dxa"/>
-            <w:vMerge/>
-            <w:tcBorders>
+            <w:vMerge w:val="restart"/>
+            <w:tcBorders>
+              <w:top w:val="single" w:sz="12" w:space="0" w:color="auto"/>
               <w:left w:val="single" w:sz="12" w:space="0" w:color="auto"/>
             </w:tcBorders>
             <w:vAlign w:val="center"/>
@@ -564,28 +539,57 @@
                 <w:szCs w:val="20"/>
               </w:rPr>
             </w:pPr>
+            <w:r>
+              <w:rPr>
+                <w:rFonts w:cs="Times New Roman"/>
+                <w:sz w:val="20"/>
+                <w:szCs w:val="20"/>
+              </w:rPr>
+              <w:t>Apr – Jun</w:t>
+            </w:r>
+          </w:p>
+          <w:p>
+            <w:pPr>
+              <w:jc w:val="center"/>
+              <w:rPr>
+                <w:rFonts w:cs="Times New Roman"/>
+                <w:sz w:val="20"/>
+                <w:szCs w:val="20"/>
+              </w:rPr>
+            </w:pPr>
+            <w:r>
+              <w:rPr>
+                <w:rFonts w:cs="Times New Roman"/>
+                <w:sz w:val="20"/>
+                <w:szCs w:val="20"/>
+              </w:rPr>
+              <w:t>2026</w:t>
+            </w:r>
           </w:p>
         </w:tc>
         <w:tc>
           <w:tcPr>
             <w:tcW w:w="4221" w:type="dxa"/>
-            <w:vAlign w:val="center"/>
-          </w:tcPr>
-          <w:p>
-            <w:pPr>
-              <w:rPr>
-                <w:rFonts w:cs="Times New Roman"/>
-                <w:sz w:val="20"/>
-                <w:szCs w:val="20"/>
-              </w:rPr>
-            </w:pPr>
-            <w:r>
-              <w:rPr>
-                <w:rFonts w:cs="Times New Roman"/>
-                <w:sz w:val="20"/>
-                <w:szCs w:val="20"/>
-              </w:rPr>
-              <w:t>Open business checking account</w:t>
+            <w:tcBorders>
+              <w:top w:val="single" w:sz="12" w:space="0" w:color="auto"/>
+            </w:tcBorders>
+            <w:vAlign w:val="center"/>
+          </w:tcPr>
+          <w:p>
+            <w:pPr>
+              <w:rPr>
+                <w:rFonts w:cs="Times New Roman"/>
+                <w:sz w:val="20"/>
+                <w:szCs w:val="20"/>
+              </w:rPr>
+            </w:pPr>
+            <w:r>
+              <w:rPr>
+                <w:rFonts w:cs="Times New Roman"/>
+                <w:sz w:val="20"/>
+                <w:szCs w:val="20"/>
+              </w:rPr>
+              <w:t>CAD for changing table</w:t>
             </w:r>
           </w:p>
         </w:tc>
@@ -593,6 +597,7 @@
           <w:tcPr>
             <w:tcW w:w="5295" w:type="dxa"/>
             <w:tcBorders>
+              <w:top w:val="single" w:sz="12" w:space="0" w:color="auto"/>
               <w:right w:val="single" w:sz="12" w:space="0" w:color="auto"/>
             </w:tcBorders>
             <w:vAlign w:val="center"/>
@@ -605,14 +610,6 @@
                 <w:szCs w:val="20"/>
               </w:rPr>
             </w:pPr>
-            <w:r>
-              <w:rPr>
-                <w:rFonts w:cs="Times New Roman"/>
-                <w:sz w:val="20"/>
-                <w:szCs w:val="20"/>
-              </w:rPr>
-              <w:t>Cap. One</w:t>
-            </w:r>
           </w:p>
         </w:tc>
       </w:tr>
@@ -656,7 +653,7 @@
                 <w:sz w:val="20"/>
                 <w:szCs w:val="20"/>
               </w:rPr>
-              <w:t>Get volunteers for changing table (pre)</w:t>
+              <w:t>Continue prototyping</w:t>
             </w:r>
           </w:p>
         </w:tc>
@@ -676,14 +673,6 @@
                 <w:szCs w:val="20"/>
               </w:rPr>
             </w:pPr>
-            <w:r>
-              <w:rPr>
-                <w:rFonts w:cs="Times New Roman"/>
-                <w:sz w:val="20"/>
-                <w:szCs w:val="20"/>
-              </w:rPr>
-              <w:t>Release pre-survey – NDA</w:t>
-            </w:r>
           </w:p>
         </w:tc>
       </w:tr>
@@ -730,7 +719,7 @@
                 <w:sz w:val="20"/>
                 <w:szCs w:val="20"/>
               </w:rPr>
-              <w:t>Collect pre-survey responses</w:t>
+              <w:t>General non-disclosure</w:t>
             </w:r>
           </w:p>
         </w:tc>
@@ -757,7 +746,7 @@
                 <w:sz w:val="20"/>
                 <w:szCs w:val="20"/>
               </w:rPr>
-              <w:t>Analyze – cost, dimensions</w:t>
+              <w:t>Write NDA</w:t>
             </w:r>
           </w:p>
         </w:tc>
@@ -908,7 +897,7 @@
                 <w:sz w:val="20"/>
                 <w:szCs w:val="20"/>
               </w:rPr>
-              <w:t>CAD for changing table</w:t>
+              <w:t>Get volunteers for changing table (pre)</w:t>
             </w:r>
           </w:p>
         </w:tc>
@@ -929,6 +918,14 @@
                 <w:szCs w:val="20"/>
               </w:rPr>
             </w:pPr>
+            <w:r>
+              <w:rPr>
+                <w:rFonts w:cs="Times New Roman"/>
+                <w:sz w:val="20"/>
+                <w:szCs w:val="20"/>
+              </w:rPr>
+              <w:t>Release pre-survey – NDA</w:t>
+            </w:r>
           </w:p>
         </w:tc>
       </w:tr>
@@ -976,7 +973,7 @@
                 <w:sz w:val="20"/>
                 <w:szCs w:val="20"/>
               </w:rPr>
-              <w:t>Prototype changing table</w:t>
+              <w:t>Collect pre-survey responses</w:t>
             </w:r>
           </w:p>
         </w:tc>
@@ -1003,7 +1000,7 @@
                 <w:sz w:val="20"/>
                 <w:szCs w:val="20"/>
               </w:rPr>
-              <w:t>Buy material</w:t>
+              <w:t>Analyze – cost, dimensions</w:t>
             </w:r>
           </w:p>
         </w:tc>
@@ -1012,10 +1009,10 @@
         <w:tc>
           <w:tcPr>
             <w:tcW w:w="1254" w:type="dxa"/>
+            <w:vMerge w:val="restart"/>
             <w:tcBorders>
               <w:top w:val="single" w:sz="12" w:space="0" w:color="auto"/>
               <w:left w:val="single" w:sz="12" w:space="0" w:color="auto"/>
-              <w:bottom w:val="single" w:sz="12" w:space="0" w:color="auto"/>
             </w:tcBorders>
             <w:vAlign w:val="center"/>
           </w:tcPr>
@@ -1061,7 +1058,7 @@
             <w:tcW w:w="4221" w:type="dxa"/>
             <w:tcBorders>
               <w:top w:val="single" w:sz="12" w:space="0" w:color="auto"/>
-              <w:bottom w:val="single" w:sz="12" w:space="0" w:color="auto"/>
+              <w:bottom w:val="single" w:sz="4" w:space="0" w:color="auto"/>
             </w:tcBorders>
             <w:vAlign w:val="center"/>
           </w:tcPr>
@@ -1088,7 +1085,7 @@
             <w:tcW w:w="5295" w:type="dxa"/>
             <w:tcBorders>
               <w:top w:val="single" w:sz="12" w:space="0" w:color="auto"/>
-              <w:bottom w:val="single" w:sz="12" w:space="0" w:color="auto"/>
+              <w:bottom w:val="single" w:sz="4" w:space="0" w:color="auto"/>
               <w:right w:val="single" w:sz="12" w:space="0" w:color="auto"/>
             </w:tcBorders>
             <w:vAlign w:val="center"/>
@@ -1108,73 +1105,48 @@
         <w:tc>
           <w:tcPr>
             <w:tcW w:w="1254" w:type="dxa"/>
-            <w:vMerge w:val="restart"/>
-            <w:tcBorders>
-              <w:top w:val="single" w:sz="12" w:space="0" w:color="auto"/>
+            <w:vMerge/>
+            <w:tcBorders>
               <w:left w:val="single" w:sz="12" w:space="0" w:color="auto"/>
-            </w:tcBorders>
-            <w:vAlign w:val="center"/>
-          </w:tcPr>
-          <w:p>
-            <w:pPr>
-              <w:jc w:val="center"/>
-              <w:rPr>
-                <w:rFonts w:cs="Times New Roman"/>
-                <w:sz w:val="20"/>
-                <w:szCs w:val="20"/>
-              </w:rPr>
-            </w:pPr>
-            <w:r>
-              <w:rPr>
-                <w:rFonts w:cs="Times New Roman"/>
-                <w:sz w:val="20"/>
-                <w:szCs w:val="20"/>
-              </w:rPr>
-              <w:t>Jan – Mar</w:t>
-            </w:r>
-          </w:p>
-          <w:p>
-            <w:pPr>
-              <w:jc w:val="center"/>
-              <w:rPr>
-                <w:rFonts w:cs="Times New Roman"/>
-                <w:sz w:val="20"/>
-                <w:szCs w:val="20"/>
-              </w:rPr>
-            </w:pPr>
-            <w:r>
-              <w:rPr>
-                <w:rFonts w:cs="Times New Roman"/>
-                <w:sz w:val="20"/>
-                <w:szCs w:val="20"/>
-              </w:rPr>
-              <w:t>2027</w:t>
-            </w:r>
+              <w:bottom w:val="single" w:sz="12" w:space="0" w:color="auto"/>
+            </w:tcBorders>
+            <w:vAlign w:val="center"/>
+          </w:tcPr>
+          <w:p>
+            <w:pPr>
+              <w:jc w:val="center"/>
+              <w:rPr>
+                <w:rFonts w:cs="Times New Roman"/>
+                <w:sz w:val="20"/>
+                <w:szCs w:val="20"/>
+              </w:rPr>
+            </w:pPr>
           </w:p>
         </w:tc>
         <w:tc>
           <w:tcPr>
             <w:tcW w:w="4221" w:type="dxa"/>
             <w:tcBorders>
-              <w:top w:val="single" w:sz="12" w:space="0" w:color="auto"/>
-            </w:tcBorders>
-            <w:vAlign w:val="center"/>
-          </w:tcPr>
-          <w:p>
-            <w:pPr>
-              <w:rPr>
-                <w:rFonts w:cs="Times New Roman"/>
-                <w:sz w:val="20"/>
-                <w:szCs w:val="20"/>
-              </w:rPr>
-            </w:pPr>
-            <w:r>
-              <w:rPr>
-                <w:rFonts w:cs="Times New Roman"/>
-                <w:sz w:val="20"/>
-                <w:szCs w:val="20"/>
-              </w:rPr>
-              <w:t>Manufacture changing tables for focus group</w:t>
+              <w:top w:val="single" w:sz="4" w:space="0" w:color="auto"/>
+              <w:bottom w:val="single" w:sz="12" w:space="0" w:color="auto"/>
+            </w:tcBorders>
+            <w:vAlign w:val="center"/>
+          </w:tcPr>
+          <w:p>
+            <w:pPr>
+              <w:rPr>
+                <w:rFonts w:cs="Times New Roman"/>
+                <w:sz w:val="20"/>
+                <w:szCs w:val="20"/>
+              </w:rPr>
+            </w:pPr>
+            <w:r>
+              <w:rPr>
+                <w:rFonts w:cs="Times New Roman"/>
+                <w:sz w:val="20"/>
+                <w:szCs w:val="20"/>
+              </w:rPr>
+              <w:t>Patent changing table</w:t>
             </w:r>
           </w:p>
         </w:tc>
@@ -1182,7 +1154,8 @@
           <w:tcPr>
             <w:tcW w:w="5295" w:type="dxa"/>
             <w:tcBorders>
-              <w:top w:val="single" w:sz="12" w:space="0" w:color="auto"/>
+              <w:top w:val="single" w:sz="4" w:space="0" w:color="auto"/>
+              <w:bottom w:val="single" w:sz="12" w:space="0" w:color="auto"/>
               <w:right w:val="single" w:sz="12" w:space="0" w:color="auto"/>
             </w:tcBorders>
             <w:vAlign w:val="center"/>
@@ -1195,6 +1168,14 @@
                 <w:szCs w:val="20"/>
               </w:rPr>
             </w:pPr>
+            <w:r>
+              <w:rPr>
+                <w:rFonts w:cs="Times New Roman"/>
+                <w:sz w:val="20"/>
+                <w:szCs w:val="20"/>
+              </w:rPr>
+              <w:t>Initialize process – Disclose to UF (UFIP policy – C.2, C.4, D.2)</w:t>
+            </w:r>
           </w:p>
         </w:tc>
       </w:tr>
@@ -1202,47 +1183,73 @@
         <w:tc>
           <w:tcPr>
             <w:tcW w:w="1254" w:type="dxa"/>
-            <w:vMerge/>
-            <w:tcBorders>
+            <w:vMerge w:val="restart"/>
+            <w:tcBorders>
+              <w:top w:val="single" w:sz="12" w:space="0" w:color="auto"/>
               <w:left w:val="single" w:sz="12" w:space="0" w:color="auto"/>
-              <w:bottom w:val="single" w:sz="12" w:space="0" w:color="auto"/>
-            </w:tcBorders>
-            <w:vAlign w:val="center"/>
-          </w:tcPr>
-          <w:p>
-            <w:pPr>
-              <w:jc w:val="center"/>
-              <w:rPr>
-                <w:rFonts w:cs="Times New Roman"/>
-                <w:sz w:val="20"/>
-                <w:szCs w:val="20"/>
-              </w:rPr>
-            </w:pPr>
+            </w:tcBorders>
+            <w:vAlign w:val="center"/>
+          </w:tcPr>
+          <w:p>
+            <w:pPr>
+              <w:jc w:val="center"/>
+              <w:rPr>
+                <w:rFonts w:cs="Times New Roman"/>
+                <w:sz w:val="20"/>
+                <w:szCs w:val="20"/>
+              </w:rPr>
+            </w:pPr>
+            <w:r>
+              <w:rPr>
+                <w:rFonts w:cs="Times New Roman"/>
+                <w:sz w:val="20"/>
+                <w:szCs w:val="20"/>
+              </w:rPr>
+              <w:t>Jan – Mar</w:t>
+            </w:r>
+          </w:p>
+          <w:p>
+            <w:pPr>
+              <w:jc w:val="center"/>
+              <w:rPr>
+                <w:rFonts w:cs="Times New Roman"/>
+                <w:sz w:val="20"/>
+                <w:szCs w:val="20"/>
+              </w:rPr>
+            </w:pPr>
+            <w:r>
+              <w:rPr>
+                <w:rFonts w:cs="Times New Roman"/>
+                <w:sz w:val="20"/>
+                <w:szCs w:val="20"/>
+              </w:rPr>
+              <w:t>2027</w:t>
+            </w:r>
           </w:p>
         </w:tc>
         <w:tc>
           <w:tcPr>
             <w:tcW w:w="4221" w:type="dxa"/>
             <w:tcBorders>
-              <w:bottom w:val="single" w:sz="12" w:space="0" w:color="auto"/>
-            </w:tcBorders>
-            <w:vAlign w:val="center"/>
-          </w:tcPr>
-          <w:p>
-            <w:pPr>
-              <w:rPr>
-                <w:rFonts w:cs="Times New Roman"/>
-                <w:sz w:val="20"/>
-                <w:szCs w:val="20"/>
-              </w:rPr>
-            </w:pPr>
-            <w:r>
-              <w:rPr>
-                <w:rFonts w:cs="Times New Roman"/>
-                <w:sz w:val="20"/>
-                <w:szCs w:val="20"/>
-              </w:rPr>
-              <w:t>Post-survey for changing table</w:t>
+              <w:top w:val="single" w:sz="12" w:space="0" w:color="auto"/>
+            </w:tcBorders>
+            <w:vAlign w:val="center"/>
+          </w:tcPr>
+          <w:p>
+            <w:pPr>
+              <w:rPr>
+                <w:rFonts w:cs="Times New Roman"/>
+                <w:sz w:val="20"/>
+                <w:szCs w:val="20"/>
+              </w:rPr>
+            </w:pPr>
+            <w:r>
+              <w:rPr>
+                <w:rFonts w:cs="Times New Roman"/>
+                <w:sz w:val="20"/>
+                <w:szCs w:val="20"/>
+              </w:rPr>
+              <w:t>Manufacture changing tables for focus group</w:t>
             </w:r>
           </w:p>
         </w:tc>
@@ -1250,7 +1257,7 @@
           <w:tcPr>
             <w:tcW w:w="5295" w:type="dxa"/>
             <w:tcBorders>
-              <w:bottom w:val="single" w:sz="12" w:space="0" w:color="auto"/>
+              <w:top w:val="single" w:sz="12" w:space="0" w:color="auto"/>
               <w:right w:val="single" w:sz="12" w:space="0" w:color="auto"/>
             </w:tcBorders>
             <w:vAlign w:val="center"/>
@@ -1263,14 +1270,6 @@
                 <w:szCs w:val="20"/>
               </w:rPr>
             </w:pPr>
-            <w:r>
-              <w:rPr>
-                <w:rFonts w:cs="Times New Roman"/>
-                <w:sz w:val="20"/>
-                <w:szCs w:val="20"/>
-              </w:rPr>
-              <w:t>Questions and specific tasks</w:t>
-            </w:r>
           </w:p>
         </w:tc>
       </w:tr>
@@ -1278,8 +1277,8 @@
         <w:tc>
           <w:tcPr>
             <w:tcW w:w="1254" w:type="dxa"/>
-            <w:tcBorders>
-              <w:top w:val="single" w:sz="12" w:space="0" w:color="auto"/>
+            <w:vMerge/>
+            <w:tcBorders>
               <w:left w:val="single" w:sz="12" w:space="0" w:color="auto"/>
               <w:bottom w:val="single" w:sz="12" w:space="0" w:color="auto"/>
             </w:tcBorders>
@@ -1294,58 +1293,31 @@
                 <w:szCs w:val="20"/>
               </w:rPr>
             </w:pPr>
-            <w:r>
-              <w:rPr>
-                <w:rFonts w:cs="Times New Roman"/>
-                <w:sz w:val="20"/>
-                <w:szCs w:val="20"/>
-              </w:rPr>
-              <w:t>Apr – Jun</w:t>
-            </w:r>
-          </w:p>
-          <w:p>
-            <w:pPr>
-              <w:jc w:val="center"/>
-              <w:rPr>
-                <w:rFonts w:cs="Times New Roman"/>
-                <w:sz w:val="20"/>
-                <w:szCs w:val="20"/>
-              </w:rPr>
-            </w:pPr>
-            <w:r>
-              <w:rPr>
-                <w:rFonts w:cs="Times New Roman"/>
-                <w:sz w:val="20"/>
-                <w:szCs w:val="20"/>
-              </w:rPr>
-              <w:t>2027</w:t>
-            </w:r>
           </w:p>
         </w:tc>
         <w:tc>
           <w:tcPr>
             <w:tcW w:w="4221" w:type="dxa"/>
             <w:tcBorders>
-              <w:top w:val="single" w:sz="12" w:space="0" w:color="auto"/>
-              <w:bottom w:val="single" w:sz="12" w:space="0" w:color="auto"/>
-            </w:tcBorders>
-            <w:vAlign w:val="center"/>
-          </w:tcPr>
-          <w:p>
-            <w:pPr>
-              <w:rPr>
-                <w:rFonts w:cs="Times New Roman"/>
-                <w:sz w:val="20"/>
-                <w:szCs w:val="20"/>
-              </w:rPr>
-            </w:pPr>
-            <w:r>
-              <w:rPr>
-                <w:rFonts w:cs="Times New Roman"/>
-                <w:sz w:val="20"/>
-                <w:szCs w:val="20"/>
-              </w:rPr>
-              <w:t>Field testing for changing table</w:t>
+              <w:bottom w:val="single" w:sz="12" w:space="0" w:color="auto"/>
+            </w:tcBorders>
+            <w:vAlign w:val="center"/>
+          </w:tcPr>
+          <w:p>
+            <w:pPr>
+              <w:rPr>
+                <w:rFonts w:cs="Times New Roman"/>
+                <w:sz w:val="20"/>
+                <w:szCs w:val="20"/>
+              </w:rPr>
+            </w:pPr>
+            <w:r>
+              <w:rPr>
+                <w:rFonts w:cs="Times New Roman"/>
+                <w:sz w:val="20"/>
+                <w:szCs w:val="20"/>
+              </w:rPr>
+              <w:t>Post-survey for changing table</w:t>
             </w:r>
           </w:p>
         </w:tc>
@@ -1353,7 +1325,6 @@
           <w:tcPr>
             <w:tcW w:w="5295" w:type="dxa"/>
             <w:tcBorders>
-              <w:top w:val="single" w:sz="12" w:space="0" w:color="auto"/>
               <w:bottom w:val="single" w:sz="12" w:space="0" w:color="auto"/>
               <w:right w:val="single" w:sz="12" w:space="0" w:color="auto"/>
             </w:tcBorders>
@@ -1373,7 +1344,7 @@
                 <w:sz w:val="20"/>
                 <w:szCs w:val="20"/>
               </w:rPr>
-              <w:t>Distribute changing tables and post-surveys</w:t>
+              <w:t>Questions and specific tasks</w:t>
             </w:r>
           </w:p>
         </w:tc>
@@ -1382,29 +1353,29 @@
         <w:tc>
           <w:tcPr>
             <w:tcW w:w="1254" w:type="dxa"/>
-            <w:vMerge w:val="restart"/>
             <w:tcBorders>
               <w:top w:val="single" w:sz="12" w:space="0" w:color="auto"/>
               <w:left w:val="single" w:sz="12" w:space="0" w:color="auto"/>
-            </w:tcBorders>
-            <w:vAlign w:val="center"/>
-          </w:tcPr>
-          <w:p>
-            <w:pPr>
-              <w:jc w:val="center"/>
-              <w:rPr>
-                <w:rFonts w:cs="Times New Roman"/>
-                <w:sz w:val="20"/>
-                <w:szCs w:val="20"/>
-              </w:rPr>
-            </w:pPr>
-            <w:r>
-              <w:rPr>
-                <w:rFonts w:cs="Times New Roman"/>
-                <w:sz w:val="20"/>
-                <w:szCs w:val="20"/>
-              </w:rPr>
-              <w:t>Jul – Sep</w:t>
+              <w:bottom w:val="single" w:sz="12" w:space="0" w:color="auto"/>
+            </w:tcBorders>
+            <w:vAlign w:val="center"/>
+          </w:tcPr>
+          <w:p>
+            <w:pPr>
+              <w:jc w:val="center"/>
+              <w:rPr>
+                <w:rFonts w:cs="Times New Roman"/>
+                <w:sz w:val="20"/>
+                <w:szCs w:val="20"/>
+              </w:rPr>
+            </w:pPr>
+            <w:r>
+              <w:rPr>
+                <w:rFonts w:cs="Times New Roman"/>
+                <w:sz w:val="20"/>
+                <w:szCs w:val="20"/>
+              </w:rPr>
+              <w:t>Apr – Jun</w:t>
             </w:r>
           </w:p>
           <w:p>
@@ -1431,24 +1402,25 @@
             <w:tcW w:w="4221" w:type="dxa"/>
             <w:tcBorders>
               <w:top w:val="single" w:sz="12" w:space="0" w:color="auto"/>
-            </w:tcBorders>
-            <w:vAlign w:val="center"/>
-          </w:tcPr>
-          <w:p>
-            <w:pPr>
-              <w:rPr>
-                <w:rFonts w:cs="Times New Roman"/>
-                <w:sz w:val="20"/>
-                <w:szCs w:val="20"/>
-              </w:rPr>
-            </w:pPr>
-            <w:r>
-              <w:rPr>
-                <w:rFonts w:cs="Times New Roman"/>
-                <w:sz w:val="20"/>
-                <w:szCs w:val="20"/>
-              </w:rPr>
-              <w:t>Patent changing table</w:t>
+              <w:bottom w:val="single" w:sz="12" w:space="0" w:color="auto"/>
+            </w:tcBorders>
+            <w:vAlign w:val="center"/>
+          </w:tcPr>
+          <w:p>
+            <w:pPr>
+              <w:rPr>
+                <w:rFonts w:cs="Times New Roman"/>
+                <w:sz w:val="20"/>
+                <w:szCs w:val="20"/>
+              </w:rPr>
+            </w:pPr>
+            <w:r>
+              <w:rPr>
+                <w:rFonts w:cs="Times New Roman"/>
+                <w:sz w:val="20"/>
+                <w:szCs w:val="20"/>
+              </w:rPr>
+              <w:t>Field testing for changing table</w:t>
             </w:r>
           </w:p>
         </w:tc>
@@ -1457,6 +1429,7 @@
             <w:tcW w:w="5295" w:type="dxa"/>
             <w:tcBorders>
               <w:top w:val="single" w:sz="12" w:space="0" w:color="auto"/>
+              <w:bottom w:val="single" w:sz="12" w:space="0" w:color="auto"/>
               <w:right w:val="single" w:sz="12" w:space="0" w:color="auto"/>
             </w:tcBorders>
             <w:vAlign w:val="center"/>
@@ -1475,15 +1448,7 @@
                 <w:sz w:val="20"/>
                 <w:szCs w:val="20"/>
               </w:rPr>
-              <w:t>Initialize process</w:t>
-            </w:r>
-            <w:r>
-              <w:rPr>
-                <w:rFonts w:cs="Times New Roman"/>
-                <w:sz w:val="20"/>
-                <w:szCs w:val="20"/>
-              </w:rPr>
-              <w:t xml:space="preserve"> – Disclose to UF (UFIP policy – C.2, C.4, D.2)</w:t>
+              <w:t>Distribute changing tables and post-surveys</w:t>
             </w:r>
           </w:p>
         </w:tc>
@@ -1492,7 +1457,7 @@
         <w:tc>
           <w:tcPr>
             <w:tcW w:w="1254" w:type="dxa"/>
-            <w:vMerge/>
+            <w:vMerge w:val="restart"/>
             <w:tcBorders>
               <w:left w:val="single" w:sz="12" w:space="0" w:color="auto"/>
             </w:tcBorders>
@@ -1507,6 +1472,32 @@
                 <w:szCs w:val="20"/>
               </w:rPr>
             </w:pPr>
+            <w:r>
+              <w:rPr>
+                <w:rFonts w:cs="Times New Roman"/>
+                <w:sz w:val="20"/>
+                <w:szCs w:val="20"/>
+              </w:rPr>
+              <w:t>Jul – Sep</w:t>
+            </w:r>
+          </w:p>
+          <w:p>
+            <w:pPr>
+              <w:jc w:val="center"/>
+              <w:rPr>
+                <w:rFonts w:cs="Times New Roman"/>
+                <w:sz w:val="20"/>
+                <w:szCs w:val="20"/>
+              </w:rPr>
+            </w:pPr>
+            <w:r>
+              <w:rPr>
+                <w:rFonts w:cs="Times New Roman"/>
+                <w:sz w:val="20"/>
+                <w:szCs w:val="20"/>
+              </w:rPr>
+              <w:t>2027</w:t>
+            </w:r>
           </w:p>
         </w:tc>
         <w:tc>
@@ -1630,31 +1621,7 @@
                 <w:sz w:val="20"/>
                 <w:szCs w:val="20"/>
               </w:rPr>
-              <w:t xml:space="preserve">Contact and pitch </w:t>
-            </w:r>
-            <w:r>
-              <w:rPr>
-                <w:rFonts w:cs="Times New Roman"/>
-                <w:sz w:val="20"/>
-                <w:szCs w:val="20"/>
-              </w:rPr>
-              <w:t>–</w:t>
-            </w:r>
-            <w:r>
-              <w:rPr>
-                <w:rFonts w:cs="Times New Roman"/>
-                <w:sz w:val="20"/>
-                <w:szCs w:val="20"/>
-              </w:rPr>
-              <w:t xml:space="preserve"> </w:t>
-            </w:r>
-            <w:r>
-              <w:rPr>
-                <w:rFonts w:cs="Times New Roman"/>
-                <w:sz w:val="20"/>
-                <w:szCs w:val="20"/>
-              </w:rPr>
-              <w:t>Tiffany</w:t>
+              <w:t>Contact and pitch – Tiffany</w:t>
             </w:r>
           </w:p>
         </w:tc>
@@ -1827,15 +1794,7 @@
                 <w:sz w:val="20"/>
                 <w:szCs w:val="20"/>
               </w:rPr>
-              <w:t xml:space="preserve">Design think, </w:t>
-            </w:r>
-            <w:r>
-              <w:rPr>
-                <w:rFonts w:cs="Times New Roman"/>
-                <w:sz w:val="20"/>
-                <w:szCs w:val="20"/>
-              </w:rPr>
-              <w:t>Include list of features</w:t>
+              <w:t>Design think, Include list of features</w:t>
             </w:r>
           </w:p>
         </w:tc>
@@ -2113,7 +2072,6 @@
             <w:vMerge/>
             <w:tcBorders>
               <w:left w:val="single" w:sz="12" w:space="0" w:color="auto"/>
-              <w:bottom w:val="single" w:sz="12" w:space="0" w:color="auto"/>
             </w:tcBorders>
             <w:vAlign w:val="center"/>
           </w:tcPr>
@@ -2132,7 +2090,7 @@
           <w:tcPr>
             <w:tcW w:w="4221" w:type="dxa"/>
             <w:tcBorders>
-              <w:bottom w:val="single" w:sz="12" w:space="0" w:color="auto"/>
+              <w:bottom w:val="single" w:sz="4" w:space="0" w:color="auto"/>
             </w:tcBorders>
             <w:vAlign w:val="center"/>
           </w:tcPr>
@@ -2158,7 +2116,7 @@
           <w:tcPr>
             <w:tcW w:w="5295" w:type="dxa"/>
             <w:tcBorders>
-              <w:bottom w:val="single" w:sz="12" w:space="0" w:color="auto"/>
+              <w:bottom w:val="single" w:sz="4" w:space="0" w:color="auto"/>
               <w:right w:val="single" w:sz="12" w:space="0" w:color="auto"/>
             </w:tcBorders>
             <w:vAlign w:val="center"/>
@@ -2178,6 +2136,157 @@
                 <w:szCs w:val="20"/>
               </w:rPr>
               <w:t xml:space="preserve">Contact and pitch - </w:t>
+            </w:r>
+          </w:p>
+        </w:tc>
+      </w:tr>
+      <w:tr>
+        <w:tc>
+          <w:tcPr>
+            <w:tcW w:w="1254" w:type="dxa"/>
+            <w:vMerge/>
+            <w:tcBorders>
+              <w:left w:val="single" w:sz="12" w:space="0" w:color="auto"/>
+            </w:tcBorders>
+            <w:vAlign w:val="center"/>
+          </w:tcPr>
+          <w:p>
+            <w:pPr>
+              <w:jc w:val="center"/>
+              <w:rPr>
+                <w:rFonts w:cs="Times New Roman"/>
+                <w:sz w:val="20"/>
+                <w:szCs w:val="20"/>
+              </w:rPr>
+            </w:pPr>
+          </w:p>
+        </w:tc>
+        <w:tc>
+          <w:tcPr>
+            <w:tcW w:w="4221" w:type="dxa"/>
+            <w:tcBorders>
+              <w:bottom w:val="single" w:sz="4" w:space="0" w:color="auto"/>
+            </w:tcBorders>
+            <w:vAlign w:val="center"/>
+          </w:tcPr>
+          <w:p>
+            <w:pPr>
+              <w:rPr>
+                <w:rFonts w:cs="Times New Roman"/>
+                <w:sz w:val="20"/>
+                <w:szCs w:val="20"/>
+              </w:rPr>
+            </w:pPr>
+            <w:r>
+              <w:rPr>
+                <w:rFonts w:cs="Times New Roman"/>
+                <w:sz w:val="20"/>
+                <w:szCs w:val="20"/>
+              </w:rPr>
+              <w:t>Register as an LLC</w:t>
+            </w:r>
+          </w:p>
+        </w:tc>
+        <w:tc>
+          <w:tcPr>
+            <w:tcW w:w="5295" w:type="dxa"/>
+            <w:tcBorders>
+              <w:bottom w:val="single" w:sz="4" w:space="0" w:color="auto"/>
+              <w:right w:val="single" w:sz="12" w:space="0" w:color="auto"/>
+            </w:tcBorders>
+            <w:vAlign w:val="center"/>
+          </w:tcPr>
+          <w:p>
+            <w:pPr>
+              <w:rPr>
+                <w:rFonts w:cs="Times New Roman"/>
+                <w:sz w:val="20"/>
+                <w:szCs w:val="20"/>
+              </w:rPr>
+            </w:pPr>
+            <w:r>
+              <w:rPr>
+                <w:rFonts w:cs="Times New Roman"/>
+                <w:sz w:val="20"/>
+                <w:szCs w:val="20"/>
+              </w:rPr>
+              <w:t>Disclose to UF (UFGAUCBA Article 15)</w:t>
+            </w:r>
+          </w:p>
+        </w:tc>
+      </w:tr>
+      <w:tr>
+        <w:tc>
+          <w:tcPr>
+            <w:tcW w:w="1254" w:type="dxa"/>
+            <w:vMerge/>
+            <w:tcBorders>
+              <w:left w:val="single" w:sz="12" w:space="0" w:color="auto"/>
+              <w:bottom w:val="single" w:sz="12" w:space="0" w:color="auto"/>
+            </w:tcBorders>
+            <w:vAlign w:val="center"/>
+          </w:tcPr>
+          <w:p>
+            <w:pPr>
+              <w:jc w:val="center"/>
+              <w:rPr>
+                <w:rFonts w:cs="Times New Roman"/>
+                <w:sz w:val="20"/>
+                <w:szCs w:val="20"/>
+              </w:rPr>
+            </w:pPr>
+          </w:p>
+        </w:tc>
+        <w:tc>
+          <w:tcPr>
+            <w:tcW w:w="4221" w:type="dxa"/>
+            <w:tcBorders>
+              <w:bottom w:val="single" w:sz="12" w:space="0" w:color="auto"/>
+            </w:tcBorders>
+            <w:vAlign w:val="center"/>
+          </w:tcPr>
+          <w:p>
+            <w:pPr>
+              <w:rPr>
+                <w:rFonts w:cs="Times New Roman"/>
+                <w:sz w:val="20"/>
+                <w:szCs w:val="20"/>
+              </w:rPr>
+            </w:pPr>
+            <w:r>
+              <w:rPr>
+                <w:rFonts w:cs="Times New Roman"/>
+                <w:sz w:val="20"/>
+                <w:szCs w:val="20"/>
+              </w:rPr>
+              <w:t>Open business checking account</w:t>
+            </w:r>
+          </w:p>
+        </w:tc>
+        <w:tc>
+          <w:tcPr>
+            <w:tcW w:w="5295" w:type="dxa"/>
+            <w:tcBorders>
+              <w:bottom w:val="single" w:sz="12" w:space="0" w:color="auto"/>
+              <w:right w:val="single" w:sz="12" w:space="0" w:color="auto"/>
+            </w:tcBorders>
+            <w:vAlign w:val="center"/>
+          </w:tcPr>
+          <w:p>
+            <w:pPr>
+              <w:rPr>
+                <w:rFonts w:cs="Times New Roman"/>
+                <w:sz w:val="20"/>
+                <w:szCs w:val="20"/>
+              </w:rPr>
+            </w:pPr>
+            <w:r>
+              <w:rPr>
+                <w:rFonts w:cs="Times New Roman"/>
+                <w:sz w:val="20"/>
+                <w:szCs w:val="20"/>
+              </w:rPr>
+              <w:t>Cap. One</w:t>
             </w:r>
           </w:p>
         </w:tc>
